--- a/8.资源管理/2.运行记录类文件/080201-运维服务工具应用情况说明(截止2025年10月).docx
+++ b/8.资源管理/2.运行记录类文件/080201-运维服务工具应用情况说明(截止2025年10月).docx
@@ -20,7 +20,45 @@
         <w:snapToGrid w:val="0"/>
         <w:textAlignment w:val="baseline"/>
       </w:pPr>
-      <w:bookmarkStart w:id="0" w:name="_Toc17234"/>
+      <w:bookmarkStart w:id="0" w:name="_Toc21887"/>
+    </w:p>
+    <w:p>
+      <w:pPr>
+        <w:pStyle w:val="33"/>
+        <w:keepNext w:val="0"/>
+        <w:keepLines w:val="0"/>
+        <w:pageBreakBefore w:val="0"/>
+        <w:widowControl w:val="0"/>
+        <w:kinsoku w:val="0"/>
+        <w:wordWrap/>
+        <w:overflowPunct/>
+        <w:topLinePunct w:val="0"/>
+        <w:autoSpaceDE w:val="0"/>
+        <w:autoSpaceDN w:val="0"/>
+        <w:bidi w:val="0"/>
+        <w:adjustRightInd w:val="0"/>
+        <w:snapToGrid w:val="0"/>
+        <w:textAlignment w:val="baseline"/>
+      </w:pPr>
+    </w:p>
+    <w:p>
+      <w:pPr>
+        <w:pStyle w:val="33"/>
+        <w:keepNext w:val="0"/>
+        <w:keepLines w:val="0"/>
+        <w:pageBreakBefore w:val="0"/>
+        <w:widowControl w:val="0"/>
+        <w:kinsoku w:val="0"/>
+        <w:wordWrap/>
+        <w:overflowPunct/>
+        <w:topLinePunct w:val="0"/>
+        <w:autoSpaceDE w:val="0"/>
+        <w:autoSpaceDN w:val="0"/>
+        <w:bidi w:val="0"/>
+        <w:adjustRightInd w:val="0"/>
+        <w:snapToGrid w:val="0"/>
+        <w:textAlignment w:val="baseline"/>
+      </w:pPr>
       <w:r>
         <w:t>运维服务工具应用情况说明</w:t>
       </w:r>
@@ -44,7 +82,7 @@
         <w:snapToGrid w:val="0"/>
         <w:textAlignment w:val="baseline"/>
       </w:pPr>
-      <w:bookmarkStart w:id="1" w:name="_Toc20123"/>
+      <w:bookmarkStart w:id="1" w:name="_Toc11369"/>
       <w:r>
         <w:t>甘肃国邦信息科技有限公司</w:t>
       </w:r>
@@ -139,7 +177,7 @@
           <w:szCs w:val="28"/>
         </w:rPr>
       </w:pPr>
-      <w:bookmarkStart w:id="2" w:name="_Toc19264"/>
+      <w:bookmarkStart w:id="2" w:name="_Toc248"/>
       <w:r>
         <w:rPr>
           <w:rFonts w:ascii="宋体" w:hAnsi="宋体" w:eastAsia="宋体" w:cs="宋体"/>
@@ -1192,8 +1230,6 @@
               <w:tab w:val="right" w:leader="dot" w:pos="8336"/>
             </w:tabs>
           </w:pPr>
-          <w:bookmarkStart w:id="38" w:name="_GoBack"/>
-          <w:bookmarkEnd w:id="38"/>
           <w:r>
             <w:rPr>
               <w:rFonts w:ascii="宋体" w:hAnsi="宋体" w:eastAsia="宋体" w:cs="宋体"/>
@@ -1230,7 +1266,7 @@
               <w:rFonts w:ascii="宋体" w:hAnsi="宋体" w:eastAsia="宋体" w:cs="宋体"/>
               <w:szCs w:val="24"/>
             </w:rPr>
-            <w:instrText xml:space="preserve"> HYPERLINK \l _Toc17234 </w:instrText>
+            <w:instrText xml:space="preserve"> HYPERLINK \l _Toc21887 </w:instrText>
           </w:r>
           <w:r>
             <w:rPr>
@@ -1249,7 +1285,7 @@
             <w:fldChar w:fldCharType="begin"/>
           </w:r>
           <w:r>
-            <w:instrText xml:space="preserve"> PAGEREF _Toc17234 \h </w:instrText>
+            <w:instrText xml:space="preserve"> PAGEREF _Toc21887 \h </w:instrText>
           </w:r>
           <w:r>
             <w:fldChar w:fldCharType="separate"/>
@@ -1287,7 +1323,7 @@
               <w:rFonts w:ascii="宋体" w:hAnsi="宋体" w:eastAsia="宋体" w:cs="宋体"/>
               <w:szCs w:val="24"/>
             </w:rPr>
-            <w:instrText xml:space="preserve"> HYPERLINK \l _Toc20123 </w:instrText>
+            <w:instrText xml:space="preserve"> HYPERLINK \l _Toc11369 </w:instrText>
           </w:r>
           <w:r>
             <w:rPr>
@@ -1306,7 +1342,7 @@
             <w:fldChar w:fldCharType="begin"/>
           </w:r>
           <w:r>
-            <w:instrText xml:space="preserve"> PAGEREF _Toc20123 \h </w:instrText>
+            <w:instrText xml:space="preserve"> PAGEREF _Toc11369 \h </w:instrText>
           </w:r>
           <w:r>
             <w:fldChar w:fldCharType="separate"/>
@@ -1344,7 +1380,7 @@
               <w:rFonts w:ascii="宋体" w:hAnsi="宋体" w:eastAsia="宋体" w:cs="宋体"/>
               <w:szCs w:val="24"/>
             </w:rPr>
-            <w:instrText xml:space="preserve"> HYPERLINK \l _Toc19264 </w:instrText>
+            <w:instrText xml:space="preserve"> HYPERLINK \l _Toc248 </w:instrText>
           </w:r>
           <w:r>
             <w:rPr>
@@ -1368,7 +1404,7 @@
             <w:fldChar w:fldCharType="begin"/>
           </w:r>
           <w:r>
-            <w:instrText xml:space="preserve"> PAGEREF _Toc19264 \h </w:instrText>
+            <w:instrText xml:space="preserve"> PAGEREF _Toc248 \h </w:instrText>
           </w:r>
           <w:r>
             <w:fldChar w:fldCharType="separate"/>
@@ -1406,7 +1442,7 @@
               <w:rFonts w:ascii="宋体" w:hAnsi="宋体" w:eastAsia="宋体" w:cs="宋体"/>
               <w:szCs w:val="24"/>
             </w:rPr>
-            <w:instrText xml:space="preserve"> HYPERLINK \l _Toc23811 </w:instrText>
+            <w:instrText xml:space="preserve"> HYPERLINK \l _Toc10774 </w:instrText>
           </w:r>
           <w:r>
             <w:rPr>
@@ -1431,7 +1467,7 @@
             <w:fldChar w:fldCharType="begin"/>
           </w:r>
           <w:r>
-            <w:instrText xml:space="preserve"> PAGEREF _Toc23811 \h </w:instrText>
+            <w:instrText xml:space="preserve"> PAGEREF _Toc10774 \h </w:instrText>
           </w:r>
           <w:r>
             <w:fldChar w:fldCharType="separate"/>
@@ -1469,7 +1505,7 @@
               <w:rFonts w:ascii="宋体" w:hAnsi="宋体" w:eastAsia="宋体" w:cs="宋体"/>
               <w:szCs w:val="24"/>
             </w:rPr>
-            <w:instrText xml:space="preserve"> HYPERLINK \l _Toc10001 </w:instrText>
+            <w:instrText xml:space="preserve"> HYPERLINK \l _Toc25167 </w:instrText>
           </w:r>
           <w:r>
             <w:rPr>
@@ -1494,7 +1530,7 @@
             <w:fldChar w:fldCharType="begin"/>
           </w:r>
           <w:r>
-            <w:instrText xml:space="preserve"> PAGEREF _Toc10001 \h </w:instrText>
+            <w:instrText xml:space="preserve"> PAGEREF _Toc25167 \h </w:instrText>
           </w:r>
           <w:r>
             <w:fldChar w:fldCharType="separate"/>
@@ -1532,7 +1568,7 @@
               <w:rFonts w:ascii="宋体" w:hAnsi="宋体" w:eastAsia="宋体" w:cs="宋体"/>
               <w:szCs w:val="24"/>
             </w:rPr>
-            <w:instrText xml:space="preserve"> HYPERLINK \l _Toc18322 </w:instrText>
+            <w:instrText xml:space="preserve"> HYPERLINK \l _Toc26391 </w:instrText>
           </w:r>
           <w:r>
             <w:rPr>
@@ -1557,7 +1593,7 @@
             <w:fldChar w:fldCharType="begin"/>
           </w:r>
           <w:r>
-            <w:instrText xml:space="preserve"> PAGEREF _Toc18322 \h </w:instrText>
+            <w:instrText xml:space="preserve"> PAGEREF _Toc26391 \h </w:instrText>
           </w:r>
           <w:r>
             <w:fldChar w:fldCharType="separate"/>
@@ -1595,7 +1631,7 @@
               <w:rFonts w:ascii="宋体" w:hAnsi="宋体" w:eastAsia="宋体" w:cs="宋体"/>
               <w:szCs w:val="24"/>
             </w:rPr>
-            <w:instrText xml:space="preserve"> HYPERLINK \l _Toc13315 </w:instrText>
+            <w:instrText xml:space="preserve"> HYPERLINK \l _Toc14295 </w:instrText>
           </w:r>
           <w:r>
             <w:rPr>
@@ -1627,7 +1663,7 @@
             <w:fldChar w:fldCharType="begin"/>
           </w:r>
           <w:r>
-            <w:instrText xml:space="preserve"> PAGEREF _Toc13315 \h </w:instrText>
+            <w:instrText xml:space="preserve"> PAGEREF _Toc14295 \h </w:instrText>
           </w:r>
           <w:r>
             <w:fldChar w:fldCharType="separate"/>
@@ -1665,7 +1701,7 @@
               <w:rFonts w:ascii="宋体" w:hAnsi="宋体" w:eastAsia="宋体" w:cs="宋体"/>
               <w:szCs w:val="24"/>
             </w:rPr>
-            <w:instrText xml:space="preserve"> HYPERLINK \l _Toc26374 </w:instrText>
+            <w:instrText xml:space="preserve"> HYPERLINK \l _Toc12803 </w:instrText>
           </w:r>
           <w:r>
             <w:rPr>
@@ -1695,7 +1731,7 @@
             <w:fldChar w:fldCharType="begin"/>
           </w:r>
           <w:r>
-            <w:instrText xml:space="preserve"> PAGEREF _Toc26374 \h </w:instrText>
+            <w:instrText xml:space="preserve"> PAGEREF _Toc12803 \h </w:instrText>
           </w:r>
           <w:r>
             <w:fldChar w:fldCharType="separate"/>
@@ -1733,7 +1769,7 @@
               <w:rFonts w:ascii="宋体" w:hAnsi="宋体" w:eastAsia="宋体" w:cs="宋体"/>
               <w:szCs w:val="24"/>
             </w:rPr>
-            <w:instrText xml:space="preserve"> HYPERLINK \l _Toc32359 </w:instrText>
+            <w:instrText xml:space="preserve"> HYPERLINK \l _Toc8490 </w:instrText>
           </w:r>
           <w:r>
             <w:rPr>
@@ -1763,7 +1799,7 @@
             <w:fldChar w:fldCharType="begin"/>
           </w:r>
           <w:r>
-            <w:instrText xml:space="preserve"> PAGEREF _Toc32359 \h </w:instrText>
+            <w:instrText xml:space="preserve"> PAGEREF _Toc8490 \h </w:instrText>
           </w:r>
           <w:r>
             <w:fldChar w:fldCharType="separate"/>
@@ -1801,7 +1837,7 @@
               <w:rFonts w:ascii="宋体" w:hAnsi="宋体" w:eastAsia="宋体" w:cs="宋体"/>
               <w:szCs w:val="24"/>
             </w:rPr>
-            <w:instrText xml:space="preserve"> HYPERLINK \l _Toc6841 </w:instrText>
+            <w:instrText xml:space="preserve"> HYPERLINK \l _Toc4578 </w:instrText>
           </w:r>
           <w:r>
             <w:rPr>
@@ -1831,7 +1867,7 @@
             <w:fldChar w:fldCharType="begin"/>
           </w:r>
           <w:r>
-            <w:instrText xml:space="preserve"> PAGEREF _Toc6841 \h </w:instrText>
+            <w:instrText xml:space="preserve"> PAGEREF _Toc4578 \h </w:instrText>
           </w:r>
           <w:r>
             <w:fldChar w:fldCharType="separate"/>
@@ -1869,7 +1905,7 @@
               <w:rFonts w:ascii="宋体" w:hAnsi="宋体" w:eastAsia="宋体" w:cs="宋体"/>
               <w:szCs w:val="24"/>
             </w:rPr>
-            <w:instrText xml:space="preserve"> HYPERLINK \l _Toc853 </w:instrText>
+            <w:instrText xml:space="preserve"> HYPERLINK \l _Toc16293 </w:instrText>
           </w:r>
           <w:r>
             <w:rPr>
@@ -1899,7 +1935,7 @@
             <w:fldChar w:fldCharType="begin"/>
           </w:r>
           <w:r>
-            <w:instrText xml:space="preserve"> PAGEREF _Toc853 \h </w:instrText>
+            <w:instrText xml:space="preserve"> PAGEREF _Toc16293 \h </w:instrText>
           </w:r>
           <w:r>
             <w:fldChar w:fldCharType="separate"/>
@@ -1937,7 +1973,7 @@
               <w:rFonts w:ascii="宋体" w:hAnsi="宋体" w:eastAsia="宋体" w:cs="宋体"/>
               <w:szCs w:val="24"/>
             </w:rPr>
-            <w:instrText xml:space="preserve"> HYPERLINK \l _Toc8698 </w:instrText>
+            <w:instrText xml:space="preserve"> HYPERLINK \l _Toc18246 </w:instrText>
           </w:r>
           <w:r>
             <w:rPr>
@@ -1967,7 +2003,7 @@
             <w:fldChar w:fldCharType="begin"/>
           </w:r>
           <w:r>
-            <w:instrText xml:space="preserve"> PAGEREF _Toc8698 \h </w:instrText>
+            <w:instrText xml:space="preserve"> PAGEREF _Toc18246 \h </w:instrText>
           </w:r>
           <w:r>
             <w:fldChar w:fldCharType="separate"/>
@@ -2005,7 +2041,7 @@
               <w:rFonts w:ascii="宋体" w:hAnsi="宋体" w:eastAsia="宋体" w:cs="宋体"/>
               <w:szCs w:val="24"/>
             </w:rPr>
-            <w:instrText xml:space="preserve"> HYPERLINK \l _Toc18705 </w:instrText>
+            <w:instrText xml:space="preserve"> HYPERLINK \l _Toc2964 </w:instrText>
           </w:r>
           <w:r>
             <w:rPr>
@@ -2035,7 +2071,7 @@
             <w:fldChar w:fldCharType="begin"/>
           </w:r>
           <w:r>
-            <w:instrText xml:space="preserve"> PAGEREF _Toc18705 \h </w:instrText>
+            <w:instrText xml:space="preserve"> PAGEREF _Toc2964 \h </w:instrText>
           </w:r>
           <w:r>
             <w:fldChar w:fldCharType="separate"/>
@@ -2073,7 +2109,7 @@
               <w:rFonts w:ascii="宋体" w:hAnsi="宋体" w:eastAsia="宋体" w:cs="宋体"/>
               <w:szCs w:val="24"/>
             </w:rPr>
-            <w:instrText xml:space="preserve"> HYPERLINK \l _Toc25960 </w:instrText>
+            <w:instrText xml:space="preserve"> HYPERLINK \l _Toc17226 </w:instrText>
           </w:r>
           <w:r>
             <w:rPr>
@@ -2103,7 +2139,7 @@
             <w:fldChar w:fldCharType="begin"/>
           </w:r>
           <w:r>
-            <w:instrText xml:space="preserve"> PAGEREF _Toc25960 \h </w:instrText>
+            <w:instrText xml:space="preserve"> PAGEREF _Toc17226 \h </w:instrText>
           </w:r>
           <w:r>
             <w:fldChar w:fldCharType="separate"/>
@@ -2141,7 +2177,7 @@
               <w:rFonts w:ascii="宋体" w:hAnsi="宋体" w:eastAsia="宋体" w:cs="宋体"/>
               <w:szCs w:val="24"/>
             </w:rPr>
-            <w:instrText xml:space="preserve"> HYPERLINK \l _Toc19330 </w:instrText>
+            <w:instrText xml:space="preserve"> HYPERLINK \l _Toc2997 </w:instrText>
           </w:r>
           <w:r>
             <w:rPr>
@@ -2171,7 +2207,7 @@
             <w:fldChar w:fldCharType="begin"/>
           </w:r>
           <w:r>
-            <w:instrText xml:space="preserve"> PAGEREF _Toc19330 \h </w:instrText>
+            <w:instrText xml:space="preserve"> PAGEREF _Toc2997 \h </w:instrText>
           </w:r>
           <w:r>
             <w:fldChar w:fldCharType="separate"/>
@@ -2209,7 +2245,7 @@
               <w:rFonts w:ascii="宋体" w:hAnsi="宋体" w:eastAsia="宋体" w:cs="宋体"/>
               <w:szCs w:val="24"/>
             </w:rPr>
-            <w:instrText xml:space="preserve"> HYPERLINK \l _Toc22537 </w:instrText>
+            <w:instrText xml:space="preserve"> HYPERLINK \l _Toc11129 </w:instrText>
           </w:r>
           <w:r>
             <w:rPr>
@@ -2239,7 +2275,7 @@
             <w:fldChar w:fldCharType="begin"/>
           </w:r>
           <w:r>
-            <w:instrText xml:space="preserve"> PAGEREF _Toc22537 \h </w:instrText>
+            <w:instrText xml:space="preserve"> PAGEREF _Toc11129 \h </w:instrText>
           </w:r>
           <w:r>
             <w:fldChar w:fldCharType="separate"/>
@@ -2277,7 +2313,7 @@
               <w:rFonts w:ascii="宋体" w:hAnsi="宋体" w:eastAsia="宋体" w:cs="宋体"/>
               <w:szCs w:val="24"/>
             </w:rPr>
-            <w:instrText xml:space="preserve"> HYPERLINK \l _Toc25957 </w:instrText>
+            <w:instrText xml:space="preserve"> HYPERLINK \l _Toc18957 </w:instrText>
           </w:r>
           <w:r>
             <w:rPr>
@@ -2307,7 +2343,7 @@
             <w:fldChar w:fldCharType="begin"/>
           </w:r>
           <w:r>
-            <w:instrText xml:space="preserve"> PAGEREF _Toc25957 \h </w:instrText>
+            <w:instrText xml:space="preserve"> PAGEREF _Toc18957 \h </w:instrText>
           </w:r>
           <w:r>
             <w:fldChar w:fldCharType="separate"/>
@@ -2345,7 +2381,7 @@
               <w:rFonts w:ascii="宋体" w:hAnsi="宋体" w:eastAsia="宋体" w:cs="宋体"/>
               <w:szCs w:val="24"/>
             </w:rPr>
-            <w:instrText xml:space="preserve"> HYPERLINK \l _Toc5678 </w:instrText>
+            <w:instrText xml:space="preserve"> HYPERLINK \l _Toc31204 </w:instrText>
           </w:r>
           <w:r>
             <w:rPr>
@@ -2375,7 +2411,7 @@
             <w:fldChar w:fldCharType="begin"/>
           </w:r>
           <w:r>
-            <w:instrText xml:space="preserve"> PAGEREF _Toc5678 \h </w:instrText>
+            <w:instrText xml:space="preserve"> PAGEREF _Toc31204 \h </w:instrText>
           </w:r>
           <w:r>
             <w:fldChar w:fldCharType="separate"/>
@@ -2413,7 +2449,7 @@
               <w:rFonts w:ascii="宋体" w:hAnsi="宋体" w:eastAsia="宋体" w:cs="宋体"/>
               <w:szCs w:val="24"/>
             </w:rPr>
-            <w:instrText xml:space="preserve"> HYPERLINK \l _Toc25641 </w:instrText>
+            <w:instrText xml:space="preserve"> HYPERLINK \l _Toc30748 </w:instrText>
           </w:r>
           <w:r>
             <w:rPr>
@@ -2443,7 +2479,7 @@
             <w:fldChar w:fldCharType="begin"/>
           </w:r>
           <w:r>
-            <w:instrText xml:space="preserve"> PAGEREF _Toc25641 \h </w:instrText>
+            <w:instrText xml:space="preserve"> PAGEREF _Toc30748 \h </w:instrText>
           </w:r>
           <w:r>
             <w:fldChar w:fldCharType="separate"/>
@@ -2481,7 +2517,7 @@
               <w:rFonts w:ascii="宋体" w:hAnsi="宋体" w:eastAsia="宋体" w:cs="宋体"/>
               <w:szCs w:val="24"/>
             </w:rPr>
-            <w:instrText xml:space="preserve"> HYPERLINK \l _Toc22631 </w:instrText>
+            <w:instrText xml:space="preserve"> HYPERLINK \l _Toc751 </w:instrText>
           </w:r>
           <w:r>
             <w:rPr>
@@ -2511,7 +2547,7 @@
             <w:fldChar w:fldCharType="begin"/>
           </w:r>
           <w:r>
-            <w:instrText xml:space="preserve"> PAGEREF _Toc22631 \h </w:instrText>
+            <w:instrText xml:space="preserve"> PAGEREF _Toc751 \h </w:instrText>
           </w:r>
           <w:r>
             <w:fldChar w:fldCharType="separate"/>
@@ -2549,7 +2585,7 @@
               <w:rFonts w:ascii="宋体" w:hAnsi="宋体" w:eastAsia="宋体" w:cs="宋体"/>
               <w:szCs w:val="24"/>
             </w:rPr>
-            <w:instrText xml:space="preserve"> HYPERLINK \l _Toc9107 </w:instrText>
+            <w:instrText xml:space="preserve"> HYPERLINK \l _Toc1521 </w:instrText>
           </w:r>
           <w:r>
             <w:rPr>
@@ -2574,7 +2610,7 @@
             <w:fldChar w:fldCharType="begin"/>
           </w:r>
           <w:r>
-            <w:instrText xml:space="preserve"> PAGEREF _Toc9107 \h </w:instrText>
+            <w:instrText xml:space="preserve"> PAGEREF _Toc1521 \h </w:instrText>
           </w:r>
           <w:r>
             <w:fldChar w:fldCharType="separate"/>
@@ -2612,7 +2648,7 @@
               <w:rFonts w:ascii="宋体" w:hAnsi="宋体" w:eastAsia="宋体" w:cs="宋体"/>
               <w:szCs w:val="24"/>
             </w:rPr>
-            <w:instrText xml:space="preserve"> HYPERLINK \l _Toc17163 </w:instrText>
+            <w:instrText xml:space="preserve"> HYPERLINK \l _Toc13994 </w:instrText>
           </w:r>
           <w:r>
             <w:rPr>
@@ -2637,7 +2673,7 @@
             <w:fldChar w:fldCharType="begin"/>
           </w:r>
           <w:r>
-            <w:instrText xml:space="preserve"> PAGEREF _Toc17163 \h </w:instrText>
+            <w:instrText xml:space="preserve"> PAGEREF _Toc13994 \h </w:instrText>
           </w:r>
           <w:r>
             <w:fldChar w:fldCharType="separate"/>
@@ -2675,7 +2711,7 @@
               <w:rFonts w:ascii="宋体" w:hAnsi="宋体" w:eastAsia="宋体" w:cs="宋体"/>
               <w:szCs w:val="24"/>
             </w:rPr>
-            <w:instrText xml:space="preserve"> HYPERLINK \l _Toc14237 </w:instrText>
+            <w:instrText xml:space="preserve"> HYPERLINK \l _Toc19125 </w:instrText>
           </w:r>
           <w:r>
             <w:rPr>
@@ -2700,7 +2736,7 @@
             <w:fldChar w:fldCharType="begin"/>
           </w:r>
           <w:r>
-            <w:instrText xml:space="preserve"> PAGEREF _Toc14237 \h </w:instrText>
+            <w:instrText xml:space="preserve"> PAGEREF _Toc19125 \h </w:instrText>
           </w:r>
           <w:r>
             <w:fldChar w:fldCharType="separate"/>
@@ -2738,7 +2774,7 @@
               <w:rFonts w:ascii="宋体" w:hAnsi="宋体" w:eastAsia="宋体" w:cs="宋体"/>
               <w:szCs w:val="24"/>
             </w:rPr>
-            <w:instrText xml:space="preserve"> HYPERLINK \l _Toc7978 </w:instrText>
+            <w:instrText xml:space="preserve"> HYPERLINK \l _Toc24994 </w:instrText>
           </w:r>
           <w:r>
             <w:rPr>
@@ -2763,7 +2799,7 @@
             <w:fldChar w:fldCharType="begin"/>
           </w:r>
           <w:r>
-            <w:instrText xml:space="preserve"> PAGEREF _Toc7978 \h </w:instrText>
+            <w:instrText xml:space="preserve"> PAGEREF _Toc24994 \h </w:instrText>
           </w:r>
           <w:r>
             <w:fldChar w:fldCharType="separate"/>
@@ -2801,7 +2837,7 @@
               <w:rFonts w:ascii="宋体" w:hAnsi="宋体" w:eastAsia="宋体" w:cs="宋体"/>
               <w:szCs w:val="24"/>
             </w:rPr>
-            <w:instrText xml:space="preserve"> HYPERLINK \l _Toc7723 </w:instrText>
+            <w:instrText xml:space="preserve"> HYPERLINK \l _Toc4765 </w:instrText>
           </w:r>
           <w:r>
             <w:rPr>
@@ -2830,7 +2866,7 @@
             <w:fldChar w:fldCharType="begin"/>
           </w:r>
           <w:r>
-            <w:instrText xml:space="preserve"> PAGEREF _Toc7723 \h </w:instrText>
+            <w:instrText xml:space="preserve"> PAGEREF _Toc4765 \h </w:instrText>
           </w:r>
           <w:r>
             <w:fldChar w:fldCharType="separate"/>
@@ -2868,7 +2904,7 @@
               <w:rFonts w:ascii="宋体" w:hAnsi="宋体" w:eastAsia="宋体" w:cs="宋体"/>
               <w:szCs w:val="24"/>
             </w:rPr>
-            <w:instrText xml:space="preserve"> HYPERLINK \l _Toc12255 </w:instrText>
+            <w:instrText xml:space="preserve"> HYPERLINK \l _Toc4501 </w:instrText>
           </w:r>
           <w:r>
             <w:rPr>
@@ -2897,7 +2933,7 @@
             <w:fldChar w:fldCharType="begin"/>
           </w:r>
           <w:r>
-            <w:instrText xml:space="preserve"> PAGEREF _Toc12255 \h </w:instrText>
+            <w:instrText xml:space="preserve"> PAGEREF _Toc4501 \h </w:instrText>
           </w:r>
           <w:r>
             <w:fldChar w:fldCharType="separate"/>
@@ -2935,7 +2971,7 @@
               <w:rFonts w:ascii="宋体" w:hAnsi="宋体" w:eastAsia="宋体" w:cs="宋体"/>
               <w:szCs w:val="24"/>
             </w:rPr>
-            <w:instrText xml:space="preserve"> HYPERLINK \l _Toc32651 </w:instrText>
+            <w:instrText xml:space="preserve"> HYPERLINK \l _Toc17768 </w:instrText>
           </w:r>
           <w:r>
             <w:rPr>
@@ -2965,7 +3001,7 @@
             <w:fldChar w:fldCharType="begin"/>
           </w:r>
           <w:r>
-            <w:instrText xml:space="preserve"> PAGEREF _Toc32651 \h </w:instrText>
+            <w:instrText xml:space="preserve"> PAGEREF _Toc17768 \h </w:instrText>
           </w:r>
           <w:r>
             <w:fldChar w:fldCharType="separate"/>
@@ -3003,7 +3039,7 @@
               <w:rFonts w:ascii="宋体" w:hAnsi="宋体" w:eastAsia="宋体" w:cs="宋体"/>
               <w:szCs w:val="24"/>
             </w:rPr>
-            <w:instrText xml:space="preserve"> HYPERLINK \l _Toc12124 </w:instrText>
+            <w:instrText xml:space="preserve"> HYPERLINK \l _Toc9325 </w:instrText>
           </w:r>
           <w:r>
             <w:rPr>
@@ -3033,7 +3069,7 @@
             <w:fldChar w:fldCharType="begin"/>
           </w:r>
           <w:r>
-            <w:instrText xml:space="preserve"> PAGEREF _Toc12124 \h </w:instrText>
+            <w:instrText xml:space="preserve"> PAGEREF _Toc9325 \h </w:instrText>
           </w:r>
           <w:r>
             <w:fldChar w:fldCharType="separate"/>
@@ -3071,7 +3107,7 @@
               <w:rFonts w:ascii="宋体" w:hAnsi="宋体" w:eastAsia="宋体" w:cs="宋体"/>
               <w:szCs w:val="24"/>
             </w:rPr>
-            <w:instrText xml:space="preserve"> HYPERLINK \l _Toc31711 </w:instrText>
+            <w:instrText xml:space="preserve"> HYPERLINK \l _Toc12755 </w:instrText>
           </w:r>
           <w:r>
             <w:rPr>
@@ -3100,7 +3136,7 @@
             <w:fldChar w:fldCharType="begin"/>
           </w:r>
           <w:r>
-            <w:instrText xml:space="preserve"> PAGEREF _Toc31711 \h </w:instrText>
+            <w:instrText xml:space="preserve"> PAGEREF _Toc12755 \h </w:instrText>
           </w:r>
           <w:r>
             <w:fldChar w:fldCharType="separate"/>
@@ -3138,7 +3174,7 @@
               <w:rFonts w:ascii="宋体" w:hAnsi="宋体" w:eastAsia="宋体" w:cs="宋体"/>
               <w:szCs w:val="24"/>
             </w:rPr>
-            <w:instrText xml:space="preserve"> HYPERLINK \l _Toc6435 </w:instrText>
+            <w:instrText xml:space="preserve"> HYPERLINK \l _Toc31854 </w:instrText>
           </w:r>
           <w:r>
             <w:rPr>
@@ -3168,7 +3204,7 @@
             <w:fldChar w:fldCharType="begin"/>
           </w:r>
           <w:r>
-            <w:instrText xml:space="preserve"> PAGEREF _Toc6435 \h </w:instrText>
+            <w:instrText xml:space="preserve"> PAGEREF _Toc31854 \h </w:instrText>
           </w:r>
           <w:r>
             <w:fldChar w:fldCharType="separate"/>
@@ -3206,7 +3242,7 @@
               <w:rFonts w:ascii="宋体" w:hAnsi="宋体" w:eastAsia="宋体" w:cs="宋体"/>
               <w:szCs w:val="24"/>
             </w:rPr>
-            <w:instrText xml:space="preserve"> HYPERLINK \l _Toc13533 </w:instrText>
+            <w:instrText xml:space="preserve"> HYPERLINK \l _Toc11691 </w:instrText>
           </w:r>
           <w:r>
             <w:rPr>
@@ -3236,7 +3272,7 @@
             <w:fldChar w:fldCharType="begin"/>
           </w:r>
           <w:r>
-            <w:instrText xml:space="preserve"> PAGEREF _Toc13533 \h </w:instrText>
+            <w:instrText xml:space="preserve"> PAGEREF _Toc11691 \h </w:instrText>
           </w:r>
           <w:r>
             <w:fldChar w:fldCharType="separate"/>
@@ -3274,7 +3310,7 @@
               <w:rFonts w:ascii="宋体" w:hAnsi="宋体" w:eastAsia="宋体" w:cs="宋体"/>
               <w:szCs w:val="24"/>
             </w:rPr>
-            <w:instrText xml:space="preserve"> HYPERLINK \l _Toc21326 </w:instrText>
+            <w:instrText xml:space="preserve"> HYPERLINK \l _Toc27260 </w:instrText>
           </w:r>
           <w:r>
             <w:rPr>
@@ -3304,7 +3340,7 @@
             <w:fldChar w:fldCharType="begin"/>
           </w:r>
           <w:r>
-            <w:instrText xml:space="preserve"> PAGEREF _Toc21326 \h </w:instrText>
+            <w:instrText xml:space="preserve"> PAGEREF _Toc27260 \h </w:instrText>
           </w:r>
           <w:r>
             <w:fldChar w:fldCharType="separate"/>
@@ -3342,7 +3378,7 @@
               <w:rFonts w:ascii="宋体" w:hAnsi="宋体" w:eastAsia="宋体" w:cs="宋体"/>
               <w:szCs w:val="24"/>
             </w:rPr>
-            <w:instrText xml:space="preserve"> HYPERLINK \l _Toc32395 </w:instrText>
+            <w:instrText xml:space="preserve"> HYPERLINK \l _Toc30560 </w:instrText>
           </w:r>
           <w:r>
             <w:rPr>
@@ -3372,7 +3408,7 @@
             <w:fldChar w:fldCharType="begin"/>
           </w:r>
           <w:r>
-            <w:instrText xml:space="preserve"> PAGEREF _Toc32395 \h </w:instrText>
+            <w:instrText xml:space="preserve"> PAGEREF _Toc30560 \h </w:instrText>
           </w:r>
           <w:r>
             <w:fldChar w:fldCharType="separate"/>
@@ -3410,7 +3446,7 @@
               <w:rFonts w:ascii="宋体" w:hAnsi="宋体" w:eastAsia="宋体" w:cs="宋体"/>
               <w:szCs w:val="24"/>
             </w:rPr>
-            <w:instrText xml:space="preserve"> HYPERLINK \l _Toc5847 </w:instrText>
+            <w:instrText xml:space="preserve"> HYPERLINK \l _Toc10209 </w:instrText>
           </w:r>
           <w:r>
             <w:rPr>
@@ -3440,7 +3476,7 @@
             <w:fldChar w:fldCharType="begin"/>
           </w:r>
           <w:r>
-            <w:instrText xml:space="preserve"> PAGEREF _Toc5847 \h </w:instrText>
+            <w:instrText xml:space="preserve"> PAGEREF _Toc10209 \h </w:instrText>
           </w:r>
           <w:r>
             <w:fldChar w:fldCharType="separate"/>
@@ -3547,7 +3583,7 @@
         <w:snapToGrid w:val="0"/>
         <w:textAlignment w:val="baseline"/>
       </w:pPr>
-      <w:bookmarkStart w:id="3" w:name="_Toc23811"/>
+      <w:bookmarkStart w:id="3" w:name="_Toc10774"/>
       <w:r>
         <w:t>过程管理工具</w:t>
       </w:r>
@@ -3573,7 +3609,7 @@
       </w:pPr>
       <w:bookmarkStart w:id="4" w:name="bookmark23"/>
       <w:bookmarkEnd w:id="4"/>
-      <w:bookmarkStart w:id="5" w:name="_Toc10001"/>
+      <w:bookmarkStart w:id="5" w:name="_Toc25167"/>
       <w:r>
         <w:t>名称</w:t>
       </w:r>
@@ -3642,7 +3678,7 @@
       </w:pPr>
       <w:bookmarkStart w:id="6" w:name="bookmark24"/>
       <w:bookmarkEnd w:id="6"/>
-      <w:bookmarkStart w:id="7" w:name="_Toc18322"/>
+      <w:bookmarkStart w:id="7" w:name="_Toc26391"/>
       <w:r>
         <w:t>来源</w:t>
       </w:r>
@@ -3710,7 +3746,7 @@
         <w:snapToGrid w:val="0"/>
         <w:textAlignment w:val="baseline"/>
       </w:pPr>
-      <w:bookmarkStart w:id="8" w:name="_Toc13315"/>
+      <w:bookmarkStart w:id="8" w:name="_Toc14295"/>
       <w:r>
         <w:t>应用</w:t>
       </w:r>
@@ -3844,7 +3880,7 @@
           <w:lang w:val="en-US" w:eastAsia="zh-CN"/>
         </w:rPr>
       </w:pPr>
-      <w:bookmarkStart w:id="9" w:name="_Toc26374"/>
+      <w:bookmarkStart w:id="9" w:name="_Toc12803"/>
       <w:r>
         <w:rPr>
           <w:rFonts w:hint="eastAsia"/>
@@ -3876,7 +3912,7 @@
           <w:lang w:val="en-US" w:eastAsia="zh-CN"/>
         </w:rPr>
       </w:pPr>
-      <w:bookmarkStart w:id="10" w:name="_Toc32359"/>
+      <w:bookmarkStart w:id="10" w:name="_Toc8490"/>
       <w:r>
         <w:rPr>
           <w:rFonts w:hint="eastAsia"/>
@@ -4005,7 +4041,7 @@
           <w:lang w:val="en-US" w:eastAsia="zh-CN"/>
         </w:rPr>
       </w:pPr>
-      <w:bookmarkStart w:id="11" w:name="_Toc6841"/>
+      <w:bookmarkStart w:id="11" w:name="_Toc4578"/>
       <w:r>
         <w:rPr>
           <w:rFonts w:hint="eastAsia"/>
@@ -4129,7 +4165,7 @@
           <w:lang w:val="en-US" w:eastAsia="zh-CN"/>
         </w:rPr>
       </w:pPr>
-      <w:bookmarkStart w:id="12" w:name="_Toc853"/>
+      <w:bookmarkStart w:id="12" w:name="_Toc16293"/>
       <w:r>
         <w:rPr>
           <w:rFonts w:hint="eastAsia"/>
@@ -4160,8 +4196,8 @@
       <w:r>
         <w:drawing>
           <wp:inline distT="0" distB="0" distL="114300" distR="114300">
-            <wp:extent cx="5399405" cy="2720975"/>
-            <wp:effectExtent l="0" t="0" r="10795" b="6985"/>
+            <wp:extent cx="5399405" cy="2776855"/>
+            <wp:effectExtent l="0" t="0" r="10795" b="4445"/>
             <wp:docPr id="7" name="图片 6"/>
             <wp:cNvGraphicFramePr>
               <a:graphicFrameLocks xmlns:a="http://schemas.openxmlformats.org/drawingml/2006/main" noChangeAspect="1"/>
@@ -4184,7 +4220,7 @@
                   <pic:spPr>
                     <a:xfrm>
                       <a:off x="0" y="0"/>
-                      <a:ext cx="5399405" cy="2720975"/>
+                      <a:ext cx="5399405" cy="2776855"/>
                     </a:xfrm>
                     <a:prstGeom prst="rect">
                       <a:avLst/>
@@ -4355,7 +4391,7 @@
           <w:lang w:val="en-US" w:eastAsia="zh-CN"/>
         </w:rPr>
       </w:pPr>
-      <w:bookmarkStart w:id="13" w:name="_Toc8698"/>
+      <w:bookmarkStart w:id="13" w:name="_Toc18246"/>
       <w:r>
         <w:rPr>
           <w:rFonts w:hint="eastAsia"/>
@@ -4386,8 +4422,8 @@
       <w:r>
         <w:drawing>
           <wp:inline distT="0" distB="0" distL="114300" distR="114300">
-            <wp:extent cx="4781550" cy="3369310"/>
-            <wp:effectExtent l="0" t="0" r="3810" b="13970"/>
+            <wp:extent cx="4781550" cy="3451860"/>
+            <wp:effectExtent l="0" t="0" r="0" b="15240"/>
             <wp:docPr id="9" name="图片 8"/>
             <wp:cNvGraphicFramePr>
               <a:graphicFrameLocks xmlns:a="http://schemas.openxmlformats.org/drawingml/2006/main" noChangeAspect="1"/>
@@ -4410,7 +4446,7 @@
                   <pic:spPr>
                     <a:xfrm>
                       <a:off x="0" y="0"/>
-                      <a:ext cx="4781550" cy="3369310"/>
+                      <a:ext cx="4781550" cy="3451860"/>
                     </a:xfrm>
                     <a:prstGeom prst="rect">
                       <a:avLst/>
@@ -4479,7 +4515,7 @@
           <w:lang w:val="en-US" w:eastAsia="zh-CN"/>
         </w:rPr>
       </w:pPr>
-      <w:bookmarkStart w:id="14" w:name="_Toc18705"/>
+      <w:bookmarkStart w:id="14" w:name="_Toc2964"/>
       <w:r>
         <w:rPr>
           <w:rFonts w:hint="eastAsia"/>
@@ -4577,7 +4613,7 @@
           <w:lang w:val="en-US" w:eastAsia="zh-CN"/>
         </w:rPr>
       </w:pPr>
-      <w:bookmarkStart w:id="15" w:name="_Toc25960"/>
+      <w:bookmarkStart w:id="15" w:name="_Toc17226"/>
       <w:r>
         <w:rPr>
           <w:rFonts w:hint="eastAsia"/>
@@ -4612,8 +4648,8 @@
       <w:r>
         <w:drawing>
           <wp:inline distT="0" distB="0" distL="114300" distR="114300">
-            <wp:extent cx="5440045" cy="3242945"/>
-            <wp:effectExtent l="0" t="0" r="635" b="3175"/>
+            <wp:extent cx="5440045" cy="3286760"/>
+            <wp:effectExtent l="0" t="0" r="8255" b="8890"/>
             <wp:docPr id="11" name="图片 10"/>
             <wp:cNvGraphicFramePr>
               <a:graphicFrameLocks xmlns:a="http://schemas.openxmlformats.org/drawingml/2006/main" noChangeAspect="1"/>
@@ -4636,7 +4672,7 @@
                   <pic:spPr>
                     <a:xfrm>
                       <a:off x="0" y="0"/>
-                      <a:ext cx="5440045" cy="3242945"/>
+                      <a:ext cx="5440045" cy="3286760"/>
                     </a:xfrm>
                     <a:prstGeom prst="rect">
                       <a:avLst/>
@@ -4675,7 +4711,7 @@
           <w:lang w:val="en-US" w:eastAsia="zh-CN"/>
         </w:rPr>
       </w:pPr>
-      <w:bookmarkStart w:id="16" w:name="_Toc19330"/>
+      <w:bookmarkStart w:id="16" w:name="_Toc2997"/>
       <w:r>
         <w:rPr>
           <w:rFonts w:hint="eastAsia"/>
@@ -4769,7 +4805,7 @@
           <w:lang w:val="en-US" w:eastAsia="zh-CN"/>
         </w:rPr>
       </w:pPr>
-      <w:bookmarkStart w:id="17" w:name="_Toc22537"/>
+      <w:bookmarkStart w:id="17" w:name="_Toc11129"/>
       <w:r>
         <w:rPr>
           <w:rFonts w:hint="eastAsia"/>
@@ -4800,8 +4836,8 @@
       <w:r>
         <w:drawing>
           <wp:inline distT="0" distB="0" distL="114300" distR="114300">
-            <wp:extent cx="5186680" cy="3667760"/>
-            <wp:effectExtent l="0" t="0" r="10160" b="5080"/>
+            <wp:extent cx="5186680" cy="3788410"/>
+            <wp:effectExtent l="0" t="0" r="13970" b="2540"/>
             <wp:docPr id="17" name="图片 14"/>
             <wp:cNvGraphicFramePr>
               <a:graphicFrameLocks xmlns:a="http://schemas.openxmlformats.org/drawingml/2006/main" noChangeAspect="1"/>
@@ -4824,7 +4860,7 @@
                   <pic:spPr>
                     <a:xfrm>
                       <a:off x="0" y="0"/>
-                      <a:ext cx="5186680" cy="3667760"/>
+                      <a:ext cx="5186680" cy="3788410"/>
                     </a:xfrm>
                     <a:prstGeom prst="rect">
                       <a:avLst/>
@@ -4893,7 +4929,7 @@
           <w:lang w:val="en-US" w:eastAsia="zh-CN"/>
         </w:rPr>
       </w:pPr>
-      <w:bookmarkStart w:id="18" w:name="_Toc25957"/>
+      <w:bookmarkStart w:id="18" w:name="_Toc18957"/>
       <w:r>
         <w:rPr>
           <w:rFonts w:hint="eastAsia"/>
@@ -4991,7 +5027,7 @@
           <w:lang w:val="en-US" w:eastAsia="zh-CN"/>
         </w:rPr>
       </w:pPr>
-      <w:bookmarkStart w:id="19" w:name="_Toc5678"/>
+      <w:bookmarkStart w:id="19" w:name="_Toc31204"/>
       <w:r>
         <w:rPr>
           <w:rFonts w:hint="eastAsia"/>
@@ -5026,8 +5062,8 @@
       <w:r>
         <w:drawing>
           <wp:inline distT="0" distB="0" distL="114300" distR="114300">
-            <wp:extent cx="4566920" cy="3215640"/>
-            <wp:effectExtent l="0" t="0" r="5080" b="0"/>
+            <wp:extent cx="4540885" cy="3197225"/>
+            <wp:effectExtent l="0" t="0" r="12065" b="3175"/>
             <wp:docPr id="21" name="图片 16"/>
             <wp:cNvGraphicFramePr>
               <a:graphicFrameLocks xmlns:a="http://schemas.openxmlformats.org/drawingml/2006/main" noChangeAspect="1"/>
@@ -5050,7 +5086,7 @@
                   <pic:spPr>
                     <a:xfrm>
                       <a:off x="0" y="0"/>
-                      <a:ext cx="4566920" cy="3215640"/>
+                      <a:ext cx="4540885" cy="3197225"/>
                     </a:xfrm>
                     <a:prstGeom prst="rect">
                       <a:avLst/>
@@ -5089,7 +5125,7 @@
           <w:lang w:val="en-US" w:eastAsia="zh-CN"/>
         </w:rPr>
       </w:pPr>
-      <w:bookmarkStart w:id="20" w:name="_Toc25641"/>
+      <w:bookmarkStart w:id="20" w:name="_Toc30748"/>
       <w:r>
         <w:rPr>
           <w:rFonts w:hint="eastAsia"/>
@@ -5175,7 +5211,7 @@
           <w:lang w:val="en-US" w:eastAsia="zh-CN"/>
         </w:rPr>
       </w:pPr>
-      <w:bookmarkStart w:id="21" w:name="_Toc22631"/>
+      <w:bookmarkStart w:id="21" w:name="_Toc751"/>
       <w:r>
         <w:rPr>
           <w:rFonts w:hint="eastAsia"/>
@@ -5239,7 +5275,7 @@
         <w:snapToGrid w:val="0"/>
         <w:textAlignment w:val="baseline"/>
       </w:pPr>
-      <w:bookmarkStart w:id="22" w:name="_Toc9107"/>
+      <w:bookmarkStart w:id="22" w:name="_Toc1521"/>
       <w:r>
         <w:t>监控工具</w:t>
       </w:r>
@@ -5265,7 +5301,7 @@
       </w:pPr>
       <w:bookmarkStart w:id="23" w:name="bookmark26"/>
       <w:bookmarkEnd w:id="23"/>
-      <w:bookmarkStart w:id="24" w:name="_Toc17163"/>
+      <w:bookmarkStart w:id="24" w:name="_Toc13994"/>
       <w:r>
         <w:t>名称</w:t>
       </w:r>
@@ -5327,7 +5363,7 @@
       </w:pPr>
       <w:bookmarkStart w:id="25" w:name="bookmark27"/>
       <w:bookmarkEnd w:id="25"/>
-      <w:bookmarkStart w:id="26" w:name="_Toc14237"/>
+      <w:bookmarkStart w:id="26" w:name="_Toc19125"/>
       <w:r>
         <w:t>来源</w:t>
       </w:r>
@@ -5389,7 +5425,7 @@
         <w:snapToGrid w:val="0"/>
         <w:textAlignment w:val="baseline"/>
       </w:pPr>
-      <w:bookmarkStart w:id="27" w:name="_Toc7978"/>
+      <w:bookmarkStart w:id="27" w:name="_Toc24994"/>
       <w:r>
         <w:t>应用目标</w:t>
       </w:r>
@@ -5539,7 +5575,7 @@
         <w:snapToGrid w:val="0"/>
         <w:textAlignment w:val="baseline"/>
       </w:pPr>
-      <w:bookmarkStart w:id="28" w:name="_Toc7723"/>
+      <w:bookmarkStart w:id="28" w:name="_Toc4765"/>
       <w:r>
         <w:rPr>
           <w:rFonts w:hint="eastAsia"/>
@@ -5567,7 +5603,7 @@
         <w:snapToGrid w:val="0"/>
         <w:textAlignment w:val="baseline"/>
       </w:pPr>
-      <w:bookmarkStart w:id="29" w:name="_Toc12255"/>
+      <w:bookmarkStart w:id="29" w:name="_Toc4501"/>
       <w:r>
         <w:rPr>
           <w:rFonts w:hint="eastAsia"/>
@@ -5698,7 +5734,7 @@
           <w:lang w:val="en-US" w:eastAsia="zh-CN"/>
         </w:rPr>
       </w:pPr>
-      <w:bookmarkStart w:id="30" w:name="_Toc32651"/>
+      <w:bookmarkStart w:id="30" w:name="_Toc17768"/>
       <w:r>
         <w:rPr>
           <w:rFonts w:hint="eastAsia"/>
@@ -5832,7 +5868,7 @@
           <w:lang w:val="en-US" w:eastAsia="zh-CN"/>
         </w:rPr>
       </w:pPr>
-      <w:bookmarkStart w:id="31" w:name="_Toc12124"/>
+      <w:bookmarkStart w:id="31" w:name="_Toc9325"/>
       <w:r>
         <w:rPr>
           <w:rFonts w:hint="eastAsia"/>
@@ -5959,7 +5995,7 @@
         <w:snapToGrid w:val="0"/>
         <w:textAlignment w:val="baseline"/>
       </w:pPr>
-      <w:bookmarkStart w:id="32" w:name="_Toc31711"/>
+      <w:bookmarkStart w:id="32" w:name="_Toc12755"/>
       <w:r>
         <w:rPr>
           <w:rFonts w:hint="eastAsia"/>
@@ -6089,7 +6125,7 @@
           <w:lang w:val="en-US" w:eastAsia="zh-CN"/>
         </w:rPr>
       </w:pPr>
-      <w:bookmarkStart w:id="33" w:name="_Toc6435"/>
+      <w:bookmarkStart w:id="33" w:name="_Toc31854"/>
       <w:r>
         <w:rPr>
           <w:rFonts w:hint="eastAsia"/>
@@ -6219,7 +6255,7 @@
           <w:lang w:val="en-US" w:eastAsia="zh-CN"/>
         </w:rPr>
       </w:pPr>
-      <w:bookmarkStart w:id="34" w:name="_Toc13533"/>
+      <w:bookmarkStart w:id="34" w:name="_Toc11691"/>
       <w:r>
         <w:rPr>
           <w:rFonts w:hint="eastAsia"/>
@@ -6349,7 +6385,7 @@
           <w:lang w:val="en-US" w:eastAsia="zh-CN"/>
         </w:rPr>
       </w:pPr>
-      <w:bookmarkStart w:id="35" w:name="_Toc21326"/>
+      <w:bookmarkStart w:id="35" w:name="_Toc27260"/>
       <w:r>
         <w:rPr>
           <w:rFonts w:hint="eastAsia"/>
@@ -6501,7 +6537,7 @@
           <w:lang w:val="en-US" w:eastAsia="zh-CN"/>
         </w:rPr>
       </w:pPr>
-      <w:bookmarkStart w:id="36" w:name="_Toc32395"/>
+      <w:bookmarkStart w:id="36" w:name="_Toc30560"/>
       <w:r>
         <w:rPr>
           <w:rFonts w:hint="eastAsia"/>
@@ -6589,7 +6625,7 @@
           <w:lang w:val="en-US" w:eastAsia="zh-CN"/>
         </w:rPr>
       </w:pPr>
-      <w:bookmarkStart w:id="37" w:name="_Toc5847"/>
+      <w:bookmarkStart w:id="37" w:name="_Toc10209"/>
       <w:r>
         <w:rPr>
           <w:rFonts w:hint="eastAsia"/>
@@ -6628,6 +6664,8 @@
         </w:rPr>
         <w:t>依据《2025年度运维服务能力管理指标体系》，对运维工具进行了1次自评估。满足考核指标要求。</w:t>
       </w:r>
+      <w:bookmarkStart w:id="38" w:name="_GoBack"/>
+      <w:bookmarkEnd w:id="38"/>
     </w:p>
     <w:sectPr>
       <w:footerReference r:id="rId5" w:type="default"/>
